--- a/downloads/teacher/04 Units/Unit 02 - Individual Growth and Life Readiness - Me, My Goals, My Money/Rubric 02 - Investor Report and Personal Budget.docx
+++ b/downloads/teacher/04 Units/Unit 02 - Individual Growth and Life Readiness - Me, My Goals, My Money/Rubric 02 - Investor Report and Personal Budget.docx
@@ -896,7 +896,7 @@
         <w:pStyle w:val="Compact"/>
       </w:pPr>
       <w:r>
-        <w:t xml:space="preserve">Sal’s original 16-point rubric had four criteria: participation, analysis and decision making, emotional control, and reflection quality. They are criteria 1, 2, 3, and 4 here, with the descriptors rewritten as observable actions. Criterion 5 is new and is what ties the simulation back to the student’s own money.</w:t>
+        <w:t xml:space="preserve">My original 16-point rubric had four criteria: participation, analysis and decision making, emotional control, and reflection quality. They are criteria 1, 2, 3, and 4 here, with the descriptors rewritten as observable actions. Criterion 5 is new and is what ties the simulation back to the student’s own money.</w:t>
       </w:r>
     </w:p>
     <w:p>
